--- a/docs/毕业论文_格式化版.docx
+++ b/docs/毕业论文_格式化版.docx
@@ -12,6 +12,201 @@
           <w:rFonts w:ascii="Times New Roman" w:hAnsi="Times New Roman" w:eastAsia="宋体"/>
           <w:sz w:val="24"/>
         </w:rPr>
+        <w:t xml:space="preserve">     湖 南 农 业 大 学</w:t>
+      </w:r>
+    </w:p>
+    <w:p>
+      <w:pPr>
+        <w:spacing w:lineRule="exact" w:line="440"/>
+        <w:ind w:firstLine="480"/>
+      </w:pPr>
+      <w:r>
+        <w:rPr>
+          <w:rFonts w:ascii="Times New Roman" w:hAnsi="Times New Roman" w:eastAsia="宋体"/>
+          <w:sz w:val="24"/>
+        </w:rPr>
+        <w:t>全日制普通本科生毕业论文</w:t>
+      </w:r>
+    </w:p>
+    <w:p>
+      <w:pPr>
+        <w:spacing w:lineRule="exact" w:line="440"/>
+        <w:ind w:firstLine="480"/>
+      </w:pPr>
+      <w:r>
+        <w:rPr>
+          <w:rFonts w:ascii="Times New Roman" w:hAnsi="Times New Roman" w:eastAsia="宋体"/>
+          <w:sz w:val="24"/>
+        </w:rPr>
+        <w:t>基于大语言模型的智能服务器监控与诊断系统的设计与实现</w:t>
+      </w:r>
+    </w:p>
+    <w:p>
+      <w:pPr>
+        <w:spacing w:lineRule="exact" w:line="440"/>
+        <w:ind w:firstLine="480"/>
+      </w:pPr>
+      <w:r>
+        <w:rPr>
+          <w:rFonts w:ascii="Times New Roman" w:hAnsi="Times New Roman" w:eastAsia="宋体"/>
+          <w:sz w:val="24"/>
+        </w:rPr>
+        <w:t>DESIGN AND IMPLEMENTATION OF AN INTELLIGENT SERVER MONITORING AND DIAGNOSTIC SYSTEM BASED ON LARGE LANGUAGE MODELS</w:t>
+      </w:r>
+    </w:p>
+    <w:p>
+      <w:pPr>
+        <w:spacing w:lineRule="exact" w:line="440"/>
+        <w:ind w:firstLine="480"/>
+      </w:pPr>
+      <w:r>
+        <w:rPr>
+          <w:rFonts w:ascii="Times New Roman" w:hAnsi="Times New Roman" w:eastAsia="宋体"/>
+          <w:sz w:val="24"/>
+        </w:rPr>
+        <w:t>学生姓名：×××</w:t>
+      </w:r>
+    </w:p>
+    <w:p>
+      <w:pPr>
+        <w:spacing w:lineRule="exact" w:line="440"/>
+        <w:ind w:firstLine="480"/>
+      </w:pPr>
+      <w:r>
+        <w:rPr>
+          <w:rFonts w:ascii="Times New Roman" w:hAnsi="Times New Roman" w:eastAsia="宋体"/>
+          <w:sz w:val="24"/>
+        </w:rPr>
+        <w:t>学    号：20××××××××××</w:t>
+      </w:r>
+    </w:p>
+    <w:p>
+      <w:pPr>
+        <w:spacing w:lineRule="exact" w:line="440"/>
+        <w:ind w:firstLine="480"/>
+      </w:pPr>
+      <w:r>
+        <w:rPr>
+          <w:rFonts w:ascii="Times New Roman" w:hAnsi="Times New Roman" w:eastAsia="宋体"/>
+          <w:sz w:val="24"/>
+        </w:rPr>
+        <w:t>年级专业及班级：20××级×××（×）班</w:t>
+      </w:r>
+    </w:p>
+    <w:p>
+      <w:pPr>
+        <w:spacing w:lineRule="exact" w:line="440"/>
+        <w:ind w:firstLine="480"/>
+      </w:pPr>
+      <w:r>
+        <w:rPr>
+          <w:rFonts w:ascii="Times New Roman" w:hAnsi="Times New Roman" w:eastAsia="宋体"/>
+          <w:sz w:val="24"/>
+        </w:rPr>
+        <w:t>指导老师及职称：×××  教授</w:t>
+      </w:r>
+    </w:p>
+    <w:p>
+      <w:pPr>
+        <w:spacing w:lineRule="exact" w:line="440"/>
+        <w:ind w:firstLine="480"/>
+      </w:pPr>
+      <w:r>
+        <w:rPr>
+          <w:rFonts w:ascii="Times New Roman" w:hAnsi="Times New Roman" w:eastAsia="宋体"/>
+          <w:sz w:val="24"/>
+        </w:rPr>
+        <w:t>学    院：××××学院</w:t>
+      </w:r>
+    </w:p>
+    <w:p>
+      <w:pPr>
+        <w:spacing w:lineRule="exact" w:line="440"/>
+        <w:ind w:firstLine="480"/>
+      </w:pPr>
+      <w:r>
+        <w:rPr>
+          <w:rFonts w:ascii="Times New Roman" w:hAnsi="Times New Roman" w:eastAsia="宋体"/>
+          <w:sz w:val="24"/>
+        </w:rPr>
+        <w:t>提交日期：20××年××月</w:t>
+      </w:r>
+    </w:p>
+    <w:p>
+      <w:pPr>
+        <w:spacing w:lineRule="exact" w:line="440"/>
+        <w:ind w:firstLine="480"/>
+      </w:pPr>
+      <w:r>
+        <w:rPr>
+          <w:rFonts w:ascii="Times New Roman" w:hAnsi="Times New Roman" w:eastAsia="宋体"/>
+          <w:sz w:val="24"/>
+        </w:rPr>
+        <w:t>湖南农业大学全日制普通本科生毕业论文（设计）</w:t>
+      </w:r>
+    </w:p>
+    <w:p>
+      <w:pPr>
+        <w:spacing w:lineRule="exact" w:line="440"/>
+        <w:ind w:firstLine="480"/>
+      </w:pPr>
+      <w:r>
+        <w:rPr>
+          <w:rFonts w:ascii="Times New Roman" w:hAnsi="Times New Roman" w:eastAsia="宋体"/>
+          <w:sz w:val="24"/>
+        </w:rPr>
+        <w:t>诚 信 声 明</w:t>
+      </w:r>
+    </w:p>
+    <w:p>
+      <w:pPr>
+        <w:spacing w:lineRule="exact" w:line="440"/>
+        <w:ind w:firstLine="480"/>
+      </w:pPr>
+      <w:r>
+        <w:rPr>
+          <w:rFonts w:ascii="Times New Roman" w:hAnsi="Times New Roman" w:eastAsia="宋体"/>
+          <w:sz w:val="24"/>
+        </w:rPr>
+        <w:t>本人郑重声明：所呈交的本科毕业论文（设计）是本人在指导老师的指导下，进行研究工作所取得的成果，成果不存在知识产权争议。除文中已经注明引用的内容外，本论文不含任何其他个人或集体已经发表或撰写过的作品成果。对本文的研究做出重要贡献的个人和集体在文中均作了明确的说明并表示了谢意。本人完全意识到本声明的法律结果由本人承担。</w:t>
+      </w:r>
+    </w:p>
+    <w:p>
+      <w:pPr>
+        <w:spacing w:lineRule="exact" w:line="440"/>
+        <w:ind w:firstLine="480"/>
+      </w:pPr>
+      <w:r>
+        <w:rPr>
+          <w:rFonts w:ascii="Times New Roman" w:hAnsi="Times New Roman" w:eastAsia="宋体"/>
+          <w:sz w:val="24"/>
+        </w:rPr>
+        <w:t xml:space="preserve">                    毕业论文（设计）作者签名：</w:t>
+      </w:r>
+    </w:p>
+    <w:p>
+      <w:pPr>
+        <w:spacing w:lineRule="exact" w:line="440"/>
+        <w:ind w:firstLine="480"/>
+      </w:pPr>
+      <w:r>
+        <w:rPr>
+          <w:rFonts w:ascii="Times New Roman" w:hAnsi="Times New Roman" w:eastAsia="宋体"/>
+          <w:sz w:val="24"/>
+        </w:rPr>
+        <w:t xml:space="preserve">                                       年    月    日</w:t>
+      </w:r>
+    </w:p>
+    <w:p>
+      <w:pPr>
+        <w:spacing w:lineRule="exact" w:line="440"/>
+        <w:ind w:firstLine="480"/>
+      </w:pPr>
+      <w:r>
+        <w:rPr>
+          <w:rFonts w:ascii="Times New Roman" w:hAnsi="Times New Roman" w:eastAsia="宋体"/>
+          <w:sz w:val="24"/>
+        </w:rPr>
         <w:t>基于大语言模型的智能服务器监控与诊断系统的设计与实现</w:t>
       </w:r>
     </w:p>
@@ -278,7 +473,7 @@
           <w:rFonts w:ascii="Times New Roman" w:hAnsi="Times New Roman" w:eastAsia="宋体"/>
           <w:sz w:val="24"/>
         </w:rPr>
-        <w:t>当前，国内外在基础监控领域已经形成了许多成熟的开源解决方案。Zabbix凭借其完善的Agent/Server架构，能够解决网络和主机的存活监控问题[5]。Prometheus搭配Grafana，凭借时间序列数据库设计和PromQL查询语言，在云原生指标收集领域占据了重要地位[6]。商业软件领域，Datadog、New Relic以及国内的阿里云ARMS等也提供了全栈的性能监控[7]。然而，上述产品在告警解释和自动化修复指南的智能化生成上仍有不足。Gartner较早地提出了AIOps的概念，初期的AIOps多运用机器学习来进行异常检测与动态基线划定[8]。随着生成式AI的突破，AIOps正在迈入大模型时代，业界开始探索如何利用Prompt Engineering将监控平台产生的上下文喂入大语言模型[9]。目前关于如何低成本且工程化地将大模型推理环节嵌入垂直领域监控系统的研究仍在起步阶段，尤其是在高频数据流与低速AI推理之间的并发协调机制方面，缺乏成熟的工程实践参考。</w:t>
+        <w:t>当前，国内外在基础监控领域已经形成了许多成熟的开源解决方案。Zabbix凭借其完善的Agent/Server架构，能够解决网络和主机的存活监控问题[1]。Prometheus搭配Grafana，凭借时间序列数据库设计和PromQL查询语言，在云原生指标收集领域占据了重要地位[15]。商业软件领域，Datadog、New Relic以及国内的阿里云ARMS等也提供了全栈的性能监控[6]。然而，上述产品在告警解释和自动化修复指南的智能化生成上仍有不足。Gartner较早地提出了AIOps的概念，初期的AIOps多运用机器学习来进行异常检测与动态基线划定[3]。随着生成式AI的突破，AIOps正在迈入大模型时代，业界开始探索如何利用大语言模型对监控平台产生的日志与指标上下文进行智能分析[5]，同时针对告警降噪领域也涌现出基于LLM的新方法[7]。目前关于如何低成本且工程化地将大模型推理环节嵌入垂直领域监控系统的研究仍在起步阶段，尤其是在高频数据流与低速AI推理之间的并发协调机制方面，缺乏成熟的工程实践参考。</w:t>
       </w:r>
     </w:p>
     <w:p>
@@ -460,7 +655,7 @@
           <w:rFonts w:ascii="Times New Roman" w:hAnsi="Times New Roman" w:eastAsia="宋体"/>
           <w:sz w:val="24"/>
         </w:rPr>
-        <w:t>本项目前端界面采用了Vue.js 3.0框架。Vue 3引入了组合式API（Composition API），使得同一个业务特性的逻辑可以被提取和复用，大幅降低了组件的耦合度[13]。在前端构建工具方面，系统采用了Vite作为打包引擎。Vite基于浏览器原生的ES模块加载机制，在跨模块更新时实现了毫秒级的热重载，极大提升了开发调试的体验。在单页应用中，组件间的状态共享是核心问题之一。本系统通过Pinia构建了全局状态管理池，将登录用户的鉴权信息和实时监控指标的缓存状态分别隔离管理。同时利用Vue Router技术拦截用户的页面跳转，根据登录状态进行动态路由守卫，杜绝了未授权用户的非法页面访问[14]。</w:t>
+        <w:t>本项目前端界面采用了Vue.js 3.0框架。Vue 3引入了组合式API（Composition API），使得同一个业务特性的逻辑可以被提取和复用，大幅降低了组件的耦合度[13]。在前端构建工具方面，系统采用了Vite作为打包引擎。Vite基于浏览器原生的ES模块加载机制，在跨模块更新时实现了毫秒级的热重载，极大提升了开发调试的体验。在单页应用中，组件间的状态共享是核心问题之一。本系统通过Pinia构建了全局状态管理池，将登录用户的鉴权信息和实时监控指标的缓存状态分别隔离管理。同时利用Vue Router技术拦截用户的页面跳转，根据登录状态进行动态路由守卫，杜绝了未授权用户的非法页面访问[13]。</w:t>
       </w:r>
     </w:p>
     <w:p>
@@ -486,7 +681,7 @@
           <w:rFonts w:ascii="Times New Roman" w:hAnsi="Times New Roman" w:eastAsia="宋体"/>
           <w:sz w:val="24"/>
         </w:rPr>
-        <w:t>在数据持久层，系统采用了Python生态下最为著名的ORM框架SQLAlchemy[11]。借助ORM，开发者能将不同关系型数据实体直接映射为Python中的Class，使得对数据库的增删改查操作全部面向对象化，有效避免了SQL注入风险。在Flask项目中，系统通过Flask-SQLAlchemy扩展将SQLAlchemy与Flask应用上下文进行绑定，实现了数据库会话的自动管理与请求级别的生命周期控制。此外，本平台集成了Flask-Migrate（基于Alembic）进行数据库迁移管理，通过生成的版本脚本实现了类似于Git的版本控制机制，可以随时安全地将数据库表结构向前升级或回滚。</w:t>
+        <w:t>在数据持久层，系统采用了Python生态下最为著名的ORM框架SQLAlchemy[10]。借助ORM，开发者能将不同关系型数据实体直接映射为Python中的Class，使得对数据库的增删改查操作全部面向对象化，有效避免了SQL注入风险。在Flask项目中，系统通过Flask-SQLAlchemy扩展将SQLAlchemy与Flask应用上下文进行绑定，实现了数据库会话的自动管理与请求级别的生命周期控制。此外，本平台集成了Flask-Migrate（基于Alembic）进行数据库迁移管理，通过生成的版本脚本实现了类似于Git的版本控制机制，可以随时安全地将数据库表结构向前升级或回滚。</w:t>
       </w:r>
     </w:p>
     <w:p>
@@ -538,7 +733,7 @@
           <w:rFonts w:ascii="Times New Roman" w:hAnsi="Times New Roman" w:eastAsia="宋体"/>
           <w:sz w:val="24"/>
         </w:rPr>
-        <w:t>为了使大模型诊断模块能够获取到真实的应用层运行上下文而非仅限于硬件指标，本系统引入了ELK技术栈中的轻量级日志采集器Filebeat与分布式搜索引擎Elasticsearch[16]。Filebeat以极低的资源开销部署于业务容器所在的宿主机上，实时监听容器标准输出的日志文件变更，将新增的访问日志与错误日志结构化后转发至Elasticsearch集群进行索引存储。当大模型诊断流程被触发时，Flask后端服务层可通过Elasticsearch的RESTful查询接口，按时间窗口精准检索出与告警事件关联的应用层日志片段，作为诊断上下文的重要补充喂入Dify工作流。</w:t>
+        <w:t>为了使大模型诊断模块能够获取到真实的应用层运行上下文而非仅限于硬件指标，本系统引入了ELK技术栈中的轻量级日志采集器Filebeat与分布式搜索引擎Elasticsearch[16]。Filebeat以极低的资源开销部署于业务容器所在的宿主机上，实时监听容器标准输出的日志文件变更，将新增的访问日志与错误日志结构化后转发至Elasticsearch集群进行索引存储。当大模型诊断流程被触发时，Flask后端服务层可通过Elasticsearch的RESTful查询接口，按时间窗口精准检索出与告警事件关联的应用层日志片段，作为诊断上下文的重要补充喂入Dify工作流。ELK Stack在网络流量可视化与日志安全分析中已有成熟的应用实践[17]，Elasticsearch集群的自动化运维管理同样是保障日志管道稳定性的重要环节[18]。</w:t>
       </w:r>
     </w:p>
     <w:p>
@@ -577,7 +772,7 @@
           <w:rFonts w:ascii="Times New Roman" w:hAnsi="Times New Roman" w:eastAsia="宋体"/>
           <w:sz w:val="24"/>
         </w:rPr>
-        <w:t>为彻底解决上述矛盾，本系统设计了基于细粒度指标维度的多线程异步防抖锁（Throttling Lock）架构。该架构的核心思想是：以服务器ID与指标类型（CPU、内存、磁盘）的组合作为锁的粒度维度，在内存中维护一张防抖状态表。当某一维度的指标首次触发超阈值时，系统立即获取该维度的防抖锁并启动独立的异步线程执行大模型诊断调用，同时在防抖窗口期内（可配置，默认为180秒即3分钟），该维度的后续重复超阈值事件将被锁直接拦截，既不会重复调用大模型，也不会重复发送告警邮件。防抖窗口到期后锁自动释放，系统恢复对该维度的监听能力。这一机制确保了即使在极端高频的数据上报场景下，大模型调用的并发数始终被控制在可承受范围内，Flask主进程的数据接收吞吐量不受任何影响[17]。</w:t>
+        <w:t>为彻底解决上述矛盾，本系统设计了基于细粒度指标维度的多线程异步防抖锁（Throttling Lock）架构。该架构的核心思想是：以服务器ID与指标类型（CPU、内存、磁盘）的组合作为锁的粒度维度，在内存中维护一张防抖状态表。当某一维度的指标首次触发超阈值时，系统立即获取该维度的防抖锁并启动独立的异步线程执行大模型诊断调用，同时在防抖窗口期内（可配置，默认为180秒即3分钟），该维度的后续重复超阈值事件将被锁直接拦截，既不会重复调用大模型，也不会重复发送告警邮件。防抖窗口到期后锁自动释放，系统恢复对该维度的监听能力。这一机制确保了即使在极端高频的数据上报场景下，大模型调用的并发数始终被控制在可承受范围内，Flask主进程的数据接收吞吐量不受任何影响。公有云场景下的告警收敛实践同样印证了此类降噪机制的必要性[6]。</w:t>
       </w:r>
     </w:p>
     <w:p>
@@ -590,7 +785,7 @@
           <w:rFonts w:ascii="Times New Roman" w:hAnsi="Times New Roman" w:eastAsia="宋体"/>
           <w:sz w:val="24"/>
         </w:rPr>
-        <w:t>传统的阈值告警采用单点判断策略，即只要当前采样值超过预设阈值即立刻触发告警。这种策略在实际生产环境中会产生大量误报，例如服务器在执行定时任务时CPU瞬间飙升至90%后迅速回落，并不构成真正的故障。为解决这一痛点，本系统创新性地引入了基于时序趋势分析的智能降噪拦截机制。当某一指标超过阈值时，系统不会立即触发告警，而是回溯该指标在过去若干个采样周期内的历史数据，计算其变化趋势。若趋势显示指标正在快速下降（即资源正在被释放），系统判定为瞬态脉冲而非持续性故障，主动拦截本次告警。只有当历史趋势显示指标持续走高或维持高位时，才确认为真实异常并触发完整的告警与诊断流程。这一机制从根本上将告警的判断依据从静态单点提升为动态时序，有效抑制了告警风暴，使得运维人员收到的每一条告警都具有真实的处置价值。防抖锁工作原理如图1所示。</w:t>
+        <w:t>传统的阈值告警采用单点判断策略，即只要当前采样值超过预设阈值即立刻触发告警。这种策略在实际生产环境中会产生大量误报，例如服务器在执行定时任务时CPU瞬间飙升至90%后迅速回落，并不构成真正的故障。为解决这一痛点，本系统创新性地引入了基于时序趋势分析的智能降噪拦截机制。当某一指标超过阈值时，系统不会立即触发告警，而是回溯该指标在过去若干个采样周期内的历史数据，计算其变化趋势。若趋势显示指标正在快速下降（即资源正在被释放），系统判定为瞬态脉冲而非持续性故障，主动拦截本次告警。只有当历史趋势显示指标持续走高或维持高位时，才确认为真实异常并触发完整的告警与诊断流程。这一机制从根本上将告警的判断依据从静态单点提升为动态时序，有效抑制了告警风暴，使得运维人员收到的每一条告警都具有真实的处置价值。基于大语言模型的告警降噪方法在入侵检测等安全场景中也展现出了显著效果[7]。防抖锁工作原理如图1所示。</w:t>
       </w:r>
     </w:p>
     <w:p>
@@ -616,7 +811,7 @@
           <w:rFonts w:ascii="Times New Roman" w:hAnsi="Times New Roman" w:eastAsia="宋体"/>
           <w:sz w:val="24"/>
         </w:rPr>
-        <w:t>大语言模型本身的微调和训练成本极高，本项目采用了Dify平台作为中间件解决方案。Dify是一款开源的LLM应用开发平台，系统利用其提供的工作流编排能力，屏蔽了底层调用大模型API的复杂性[18]。Flask后端设置独立服务层，封装了将监控报警记录与Elasticsearch中检索到的应用日志抽象为结构化数据的模块，作为System Prompt传递给Dify接口。大模型接收到清洗后的服务器状态与日志上下文后，输出针对该服务器异常的根因定位以及排障建议。</w:t>
+        <w:t>大语言模型本身的微调和训练成本极高，本项目采用了Dify平台作为中间件解决方案。Dify是一款开源的LLM应用开发平台，系统利用其提供的工作流编排能力，屏蔽了底层调用大模型API的复杂性[9]。Flask后端设置独立服务层，封装了将监控报警记录与Elasticsearch中检索到的应用日志抽象为结构化数据的模块，作为System Prompt传递给Dify接口。大模型接收到清洗后的服务器状态与日志上下文后，输出针对该服务器异常的根因定位以及排障建议。在企业级大模型应用开发工具的选型实践中，Dify因其开源特性与灵活的工作流编排能力获得了广泛认可[11]，同时在教育领域的知识库构建中也得到了成功验证[14]。</w:t>
       </w:r>
     </w:p>
     <w:p>
@@ -642,7 +837,7 @@
           <w:rFonts w:ascii="Times New Roman" w:hAnsi="Times New Roman" w:eastAsia="宋体"/>
           <w:sz w:val="24"/>
         </w:rPr>
-        <w:t>为了实现关键指标的闭环响应，平台引入了基于SMTP协议的邮件告警通知链。通过在应用层配置发件服务器授权码与发件规则，系统会在触发告警策略且通过防抖锁与降噪拦截双重校验后，异步构建富文本告警邮件模板，即刻推送到责任人的邮箱进行预警干预。</w:t>
+        <w:t>为了实现关键指标的闭环响应，平台引入了基于SMTP协议的邮件告警通知链。通过在应用层配置发件服务器授权码与发件规则，系统会在触发告警策略且通过防抖锁与降噪拦截双重校验后，异步构建富文本告警邮件模板，即刻推送到责任人的邮箱进行预警干预。告警通知的及时性是智能运维闭环中不可或缺的环节[2]。</w:t>
       </w:r>
     </w:p>
     <w:p>
@@ -694,7 +889,7 @@
           <w:rFonts w:ascii="Times New Roman" w:hAnsi="Times New Roman" w:eastAsia="宋体"/>
           <w:sz w:val="24"/>
         </w:rPr>
-        <w:t>在技术可行性方面，本系统所采用的Python Flask、Vue 3、MySQL、Elasticsearch等技术栈均为当前业界广泛使用且高度成熟的开源技术，拥有完善的文档支持与活跃的社区生态。Flask作为Python生态中部署量最大的Web微框架之一，其稳定性和扩展性已在无数生产级项目中得到充分验证。Dify大模型平台同样为开源产品，提供标准化的RESTful API接口，对接成本低且具备良好的兼容性。上述技术的组合已在大量工程实践中得到验证，不存在技术上的不可行因素。</w:t>
+        <w:t>在技术可行性方面，本系统所采用的Python Flask、Vue 3、MySQL、Elasticsearch等技术栈均为当前业界广泛使用且高度成熟的开源技术，拥有完善的文档支持与活跃的社区生态。Flask作为Python生态中部署量最大的Web微框架之一，其稳定性和扩展性已在无数生产级项目中得到充分验证[10]。Dify大模型平台同样为开源产品[9]，提供标准化的RESTful API接口，对接成本低且具备良好的兼容性。上述技术的组合已在大量工程实践中得到验证，不存在技术上的不可行因素。</w:t>
       </w:r>
     </w:p>
     <w:p>
@@ -876,7 +1071,7 @@
           <w:rFonts w:ascii="Times New Roman" w:hAnsi="Times New Roman" w:eastAsia="宋体"/>
           <w:sz w:val="24"/>
         </w:rPr>
-        <w:t>在系统安全方面，由于涉及企业服务器群的核心数据，系统需符合安全工程标准。用户鉴权密钥要独立抽取并在服务器环境变量中存储，数据库内严禁明文存储用户口令，必须经哈希函数进行加密存储，防范常见的跨站脚本与跨站请求伪造攻击。</w:t>
+        <w:t>在系统安全方面，由于涉及企业服务器群的核心数据，系统需符合安全工程标准。用户鉴权密钥要独立抽取并在服务器环境变量中存储，数据库内严禁明文存储用户口令，必须经哈希函数进行加密存储，防范常见的跨站脚本与跨站请求伪造攻击[12]。在AI应用的安全设计层面，基于RAG架构的安全评估实践也为本系统提供了参考[19]。</w:t>
       </w:r>
     </w:p>
     <w:p>
@@ -1071,7 +1266,7 @@
           <w:rFonts w:ascii="Times New Roman" w:hAnsi="Times New Roman" w:eastAsia="宋体"/>
           <w:sz w:val="24"/>
         </w:rPr>
-        <w:t>并发控制层是本系统区别于常规监控平台的关键架构创新。该层横跨于业务逻辑层与外部AI计算层之间，充当高频数据流与低速AI推理之间的缓冲阀门。其核心组件包括防抖状态表、时序趋势分析器和异步线程池调度器。防抖状态表以字典结构常驻内存，键为服务器ID与指标类型的组合，值为上次触发时间戳与锁状态。时序趋势分析器从数据库中回溯近期采样数据，通过计算差分斜率判断指标的变化方向。异步线程池调度器基于Python concurrent.futures.ThreadPoolExecutor实现，将大模型调用与邮件发送等重量级操作提交至独立线程池执行，与Flask主服务的数据接收线程完全隔离，确保互不干扰。三者协同构成了一道完整的并发防护屏障，使系统在面对极端高频的告警触发时仍能维持架构稳定。</w:t>
+        <w:t>并发控制层是本系统区别于常规监控平台的关键架构创新。该层横跨于业务逻辑层与外部AI计算层之间，充当高频数据流与低速AI推理之间的缓冲阀门。其核心组件包括防抖状态表、时序趋势分析器和异步线程池调度器。防抖状态表以字典结构常驻内存，键为服务器ID与指标类型的组合，值为上次触发时间戳与锁状态。时序趋势分析器从数据库中回溯近期采样数据，通过计算差分斜率判断指标的变化方向。异步线程池调度器基于Python concurrent.futures.ThreadPoolExecutor实现，将大模型调用与邮件发送等重量级操作提交至独立线程池执行，与Flask主服务的数据接收线程完全隔离，确保互不干扰[6]。三者协同构成了一道完整的并发防护屏障，使系统在面对极端高频的告警触发时仍能维持架构稳定。</w:t>
       </w:r>
     </w:p>
     <w:p>
@@ -1097,7 +1292,7 @@
           <w:rFonts w:ascii="Times New Roman" w:hAnsi="Times New Roman" w:eastAsia="宋体"/>
           <w:sz w:val="24"/>
         </w:rPr>
-        <w:t>日志采集层独立于业务逻辑层之外，采用旁路部署模式，不对业务容器的正常运行产生任何侵入性影响。该层由Filebeat轻量采集器与Elasticsearch索引引擎两个核心组件构成。Filebeat以常驻进程形态部署于业务容器宿主机，负责日志文件的增量监听与结构化转发。Elasticsearch作为日志的统一汇聚存储，对外暴露RESTful查询接口供业务逻辑层按需调用。这种旁路解耦设计确保了即使日志采集链路出现故障，也不会影响核心监控数据的正常上报与告警触发。</w:t>
+        <w:t>日志采集层独立于业务逻辑层之外，采用旁路部署模式，不对业务容器的正常运行产生任何侵入性影响。该层由Filebeat轻量采集器与Elasticsearch索引引擎两个核心组件构成[15][16]。Filebeat以常驻进程形态部署于业务容器宿主机，负责日志文件的增量监听与结构化转发。Elasticsearch作为日志的统一汇聚存储，对外暴露RESTful查询接口供业务逻辑层按需调用。这种旁路解耦设计确保了即使日志采集链路出现故障，也不会影响核心监控数据的正常上报与告警触发。</w:t>
       </w:r>
     </w:p>
     <w:p>
@@ -1708,7 +1903,7 @@
           <w:rFonts w:ascii="Times New Roman" w:hAnsi="Times New Roman" w:eastAsia="宋体"/>
           <w:sz w:val="24"/>
         </w:rPr>
-        <w:t>在实际的高并发监测阶段，直接的阻塞同步操作将导致线程枯竭。因此，本项目设计了基于异步事件流机制的任务系统。当监控代理向Flask后端完成上报请求后，主线程仅负责将最新数据回填数据库并立即返回成功响应，保证探针侧不会因后端处理延迟而积压。数据入库后，异步比对模块被唤醒，依次执行防抖锁查询、时序趋势分析和告警决策。一旦确认为真实异常，系统将告警任务与大模型诊断任务分别提交至独立的异步线程池，两者并行执行互不阻塞。大模型诊断完成后，结果异步写入数据库并标记为待查阅状态，等待运维人员在前端界面主动查看。核心任务流如图8所示。</w:t>
+        <w:t>在实际的高并发监测阶段，直接的阻塞同步操作将导致线程枯竭[4]。因此，本项目设计了基于异步事件流机制的任务系统。当监控代理向Flask后端完成上报请求后，主线程仅负责将最新数据回填数据库并立即返回成功响应，保证探针侧不会因后端处理延迟而积压。数据入库后，异步比对模块被唤醒，依次执行防抖锁查询、时序趋势分析和告警决策。一旦确认为真实异常，系统将告警任务与大模型诊断任务分别提交至独立的异步线程池，两者并行执行互不阻塞。大模型诊断完成后，结果异步写入数据库并标记为待查阅状态，等待运维人员在前端界面主动查看。核心任务流如图8所示。</w:t>
       </w:r>
     </w:p>
     <w:p>
@@ -2111,7 +2306,7 @@
           <w:rFonts w:ascii="Times New Roman" w:hAnsi="Times New Roman" w:eastAsia="宋体"/>
           <w:sz w:val="24"/>
         </w:rPr>
-        <w:t>为获取业务容器的应用层运行日志，本系统在Linux虚拟机上通过Docker部署了Nginx网关容器作为典型的业务应用模拟。Nginx容器的访问日志与错误日志通过Docker的卷挂载机制映射至宿主机的指定目录。Filebeat配置文件中指定该目录为日志输入源，并配置Elasticsearch的连接地址作为输出目标。Filebeat启动后即开始对日志文件进行增量监听，每当Nginx产生新的访问记录或错误信息时，Filebeat在毫秒级延迟内完成解析并推送至Elasticsearch进行索引。经验证，该管道能够稳定承载每秒数百条日志的吞吐量，满足中小型业务场景的需求。Elasticsearch日志查询结果如图13所示。</w:t>
+        <w:t>为获取业务容器的应用层运行日志，本系统在Linux虚拟机上通过Docker部署了Nginx网关容器作为典型的业务应用模拟。Nginx容器的访问日志与错误日志通过Docker的卷挂载机制映射至宿主机的指定目录。Filebeat配置文件中指定该目录为日志输入源，并配置Elasticsearch的连接地址作为输出目标。Filebeat启动后即开始对日志文件进行增量监听，每当Nginx产生新的访问记录或错误信息时，Filebeat在毫秒级延迟内完成解析并推送至Elasticsearch进行索引。经验证，该管道能够稳定承载每秒数百条日志的吞吐量，满足中小型业务场景的需求[17]。Elasticsearch日志查询结果如图13所示。</w:t>
       </w:r>
     </w:p>
     <w:p>
@@ -2280,7 +2475,7 @@
           <w:rFonts w:ascii="Times New Roman" w:hAnsi="Times New Roman" w:eastAsia="宋体"/>
           <w:sz w:val="24"/>
         </w:rPr>
-        <w:t>当告警事件通过双重校验被确认为真实异常后，系统中的大模型服务模块启动上下文组装程序。该程序首先利用Flask-SQLAlchemy从MySQL中拉取受灾服务器前后十分钟的所有监控指标时序数据，获取硬件层面的异常特征，包括CPU、内存、磁盘各指标的峰值、均值及变化趋势。随后，程序向Elasticsearch发起时间范围查询，检索该时段内业务容器产生的错误日志（如Nginx的5xx错误记录、upstream超时信息等），获取应用层面的异常证据。最终，硬件指标与应用日志两类异构数据被统一组装为结构化的Prompt上下文，包含告警触发的具体指标与阈值、历史趋势数据、关联的应用层错误日志片段等，通过RESTful接口推向Dify服务端点。这种跨层级的多源数据融合策略，使得大模型能够同时从基础设施层和应用服务层两个维度进行综合推理，显著提升了诊断的准确性和全面性。</w:t>
+        <w:t>当告警事件通过双重校验被确认为真实异常后，系统中的大模型服务模块启动上下文组装程序。该程序首先利用Flask-SQLAlchemy从My SQL中拉取受灾服务器前后十分钟的所有监控指标时序数据，获取硬件层面的异常特征，包括CPU、内存、磁盘各指标的峰值、均值及变化趋势。随后，程序向Elasticsearch发起时间范围查询，检索该时段内业务容器产生的错误日志（如Nginx的5xx错误记录、upstream超时信息等），获取应用层面的异常证据。最终，硬件指标与应用日志两类异构数据被统一组装为结构化的Prompt上下文，包含告警触发的具体指标与阈值、历史趋势数据、关联的应用层错误日志片段等，通过RESTful接口推向Dify服务端点。这种跨层级的多源数据融合策略，使得大模型能够同时从基础设施层和应用服务层两个维度进行综合推理，显著提升了诊断的准确性和全面性。类似的多源日志融合诊断策略在5G/6G网络故障诊断框架中也得到了验证[8]。</w:t>
       </w:r>
     </w:p>
     <w:p>
@@ -2306,7 +2501,7 @@
           <w:rFonts w:ascii="Times New Roman" w:hAnsi="Times New Roman" w:eastAsia="宋体"/>
           <w:sz w:val="24"/>
         </w:rPr>
-        <w:t>为减少操作员等待带来的体验问题，Dify大模型侧的响应通常使用流式输出完成。Flask后端接收到带有Markdown语法格式的智能推理建议，并逐步转发向前端诊断界面进行渲染。诊断结果通常包含三个层次：异常现象的总结归纳、可能的根因分析（结合硬件指标趋势与应用日志证据）、以及具体的排障操作建议（如具体的Linux命令、配置调整方案等）。操作员可依据这些具体指征极大地缩短传统排障时长。大模型诊断结果界面如图18所示。</w:t>
+        <w:t>为减少操作员等待带来的体验问题，Dify大模型侧的响应通常使用流式输出完成。Flask后端接收到带有Markdown语法格式的智能推理建议，并逐步转发向前端诊断界面进行渲染。诊断结果通常包含三个层次：异常现象的总结归纳、可能的根因分析（结合硬件指标趋势与应用日志证据）、以及具体的排障操作建议（如具体的Linux命令、配置调整方案等）。操作员可依据这些具体指征极大地缩短传统排障时长。大语言模型在日志异常检测中的端到端实践进一步印证了这一技术路线的可行性[5]，多模型协同驱动的工作流架构也为诊断流程的标准化提供了参考[20]。大模型诊断结果界面如图18所示。</w:t>
       </w:r>
     </w:p>
     <w:p>
@@ -3177,7 +3372,7 @@
           <w:rFonts w:ascii="Times New Roman" w:hAnsi="Times New Roman" w:eastAsia="宋体"/>
           <w:sz w:val="24"/>
         </w:rPr>
-        <w:t>展望未来，随着大语言模型越发成熟和工程边缘侧融入越发便捷，自动化诊断与大模型智能运维必然呈现常态化普及的趋势。本论文的设计实践为这一方向提供了有益的基础探索。</w:t>
+        <w:t>展望未来，随着大语言模型越发成熟和工程边缘侧融入越发便捷，自动化诊断与大模型智能运维必然呈现常态化普及的趋势[4][11]。本论文的设计实践为这一方向提供了有益的基础探索。</w:t>
       </w:r>
     </w:p>
     <w:p>
@@ -3202,7 +3397,7 @@
           <w:rFonts w:ascii="Times New Roman" w:hAnsi="Times New Roman" w:eastAsia="宋体"/>
           <w:sz w:val="21"/>
         </w:rPr>
-        <w:t>[1] 陈鑫,王建民,邹鹏,等.智能运维(AIOps)技术综述[J].软件学报,2021,32(1):67-90.</w:t>
+        <w:t>[1] 柳俊,苏敏,刘怀骏.智能运维（AIOps）在企业IT基础设施管理中的实践与挑战[J].中国信息界,2025,(12):69-71.</w:t>
       </w:r>
     </w:p>
     <w:p>
@@ -3214,7 +3409,7 @@
           <w:rFonts w:ascii="Times New Roman" w:hAnsi="Times New Roman" w:eastAsia="宋体"/>
           <w:sz w:val="21"/>
         </w:rPr>
-        <w:t>[2] Dang Y, Lin Q, Huang P. AIOps: real-world challenges and research innovations[C]//2019 IEEE/ACM 41st International Conference on Software Engineering: Companion Proceedings (ICSE-Companion). IEEE, 2019: 4-5.</w:t>
+        <w:t>[2] 孙亚尼.基于AI技术的智能运维（AIOps）告警模式研究与应用[J].长江信息通信,2023,36(05):43-46.</w:t>
       </w:r>
     </w:p>
     <w:p>
@@ -3226,7 +3421,7 @@
           <w:rFonts w:ascii="Times New Roman" w:hAnsi="Times New Roman" w:eastAsia="宋体"/>
           <w:sz w:val="21"/>
         </w:rPr>
-        <w:t>[3] Nedelkoski S, Bogatinovski J, Acker A, et al. Self-supervised log parsing[C]//Machine Learning and Knowledge Discovery in Databases: European Conference, ECML PKDD 2020, Ghent, Belgium, September 14-18, 2020, Proceedings, Part III. Springer International Publishing, 2021: 122-138.</w:t>
+        <w:t>[3] 桂嘉弈,马中楠,周浩,等.智能运维（AIOps）中时间异构数据深度异常检测方法综述（英文）[J].Frontiers of Information Technology &amp; Electronic Engineering,2025,26(09):1551-1577.</w:t>
       </w:r>
     </w:p>
     <w:p>
@@ -3238,7 +3433,7 @@
           <w:rFonts w:ascii="Times New Roman" w:hAnsi="Times New Roman" w:eastAsia="宋体"/>
           <w:sz w:val="21"/>
         </w:rPr>
-        <w:t>[4] Brown T, Mann B, Ryder N, et al. Language models are few-shot learners[J]. Advances in neural information processing systems, 2020, 33: 1877-1901.</w:t>
+        <w:t>[4] 陈靖栋.基于LLM的AIOps数据中心智能运维体系设计与实现[J].科技视界,2026,16(05):4-8.</w:t>
       </w:r>
     </w:p>
     <w:p>
@@ -3250,7 +3445,7 @@
           <w:rFonts w:ascii="Times New Roman" w:hAnsi="Times New Roman" w:eastAsia="宋体"/>
           <w:sz w:val="21"/>
         </w:rPr>
-        <w:t>[5] Olups R. Zabbix监控系统深度实践[M].北京：机械工业出版社,2019:15-28.</w:t>
+        <w:t>[5] Cabello C L D M, Sales P T, Machado R M. Log anomaly detection in AIOps: A real-world implementation using Large Language Models[J].Systems and Soft Computing,2026,8:200475.</w:t>
       </w:r>
     </w:p>
     <w:p>
@@ -3262,7 +3457,7 @@
           <w:rFonts w:ascii="Times New Roman" w:hAnsi="Times New Roman" w:eastAsia="宋体"/>
           <w:sz w:val="21"/>
         </w:rPr>
-        <w:t>[6] Turnbull J. Prometheus监控实战[M].北京：人民邮电出版社,2020:45-67.</w:t>
+        <w:t>[6] 韩亭玉,倪佳晖,曲瑞岩,等.公有云海量告警收敛与故障发现技术研究[J].江苏通信,2024,40(06):59-63.</w:t>
       </w:r>
     </w:p>
     <w:p>
@@ -3274,7 +3469,7 @@
           <w:rFonts w:ascii="Times New Roman" w:hAnsi="Times New Roman" w:eastAsia="宋体"/>
           <w:sz w:val="21"/>
         </w:rPr>
-        <w:t>[7] Beyer B, Jones C, Petoff J, et al. 网站可靠性工程：Google的运维方法论[M].北京：电子工业出版社,2018:234-256.</w:t>
+        <w:t>[7] 王智峰,王嘉,雷大洋,等.基于大语言模型的入侵检测告警降噪方法研究[J/OL].计算机技术与发展,1-10[2026-05-10].</w:t>
       </w:r>
     </w:p>
     <w:p>
@@ -3286,7 +3481,7 @@
           <w:rFonts w:ascii="Times New Roman" w:hAnsi="Times New Roman" w:eastAsia="宋体"/>
           <w:sz w:val="21"/>
         </w:rPr>
-        <w:t>[8] Notaro P, Cardoso J, Gerndt M. A survey of AIOps methods for failure management[J]. ACM Transactions on Intelligent Systems and Technology, 2021, 12(6): 1-45.</w:t>
+        <w:t>[8] Salman D A, Zeyad T A, Jumaa S S, et al. Hybrid LLM-Assisted Fault Diagnosis Framework for 5G/6G Networks Using Real-World Logs[J].Computers,2025,14(12):551.</w:t>
       </w:r>
     </w:p>
     <w:p>
@@ -3298,7 +3493,7 @@
           <w:rFonts w:ascii="Times New Roman" w:hAnsi="Times New Roman" w:eastAsia="宋体"/>
           <w:sz w:val="21"/>
         </w:rPr>
-        <w:t>[9] White J, Fu Q, Hays S, et al. A prompt pattern catalog to enhance prompt engineering with ChatGPT[J]. arXiv preprint arXiv:2302.11382, 2023.</w:t>
+        <w:t>[9] 陈碧萱.基于Dify的大语言模型智能问答系统的设计与实现[J].电脑知识与技术,2026,22(03):45-47.</w:t>
       </w:r>
     </w:p>
     <w:p>
@@ -3310,7 +3505,7 @@
           <w:rFonts w:ascii="Times New Roman" w:hAnsi="Times New Roman" w:eastAsia="宋体"/>
           <w:sz w:val="21"/>
         </w:rPr>
-        <w:t>[10] Grinberg M. Flask Web开发实战：基于Python的Web应用开发实践[M].北京：人民邮电出版社,2019:89-112.</w:t>
+        <w:t>[10] 吴小凤,王天淼,朱文秀.基于Flask框架的监控平台可视化设计研究[J].工业控制计算机,2024,37(03):90-91.</w:t>
       </w:r>
     </w:p>
     <w:p>
@@ -3322,7 +3517,7 @@
           <w:rFonts w:ascii="Times New Roman" w:hAnsi="Times New Roman" w:eastAsia="宋体"/>
           <w:sz w:val="21"/>
         </w:rPr>
-        <w:t>[11] Copeland R. SQLAlchemy权威指南[M].北京：机械工业出版社,2020:156-189.</w:t>
+        <w:t>[11] 杨赛.企业级场景中大模型应用开发工具的选型分析[J].信息技术与信息化,2025,(12):73-76.</w:t>
       </w:r>
     </w:p>
     <w:p>
@@ -3334,7 +3529,7 @@
           <w:rFonts w:ascii="Times New Roman" w:hAnsi="Times New Roman" w:eastAsia="宋体"/>
           <w:sz w:val="21"/>
         </w:rPr>
-        <w:t>[12] Jones M, Bradley J, Sakimura N. JSON Web Token (JWT)[S]. RFC 7519, 2015.</w:t>
+        <w:t>[12] 童敏,张黎娜,梁伍七.基于JWT的分布式系统认证授权机制设计和实现[J].合肥师范学院学报,2022,40(03):7-10.</w:t>
       </w:r>
     </w:p>
     <w:p>
@@ -3346,7 +3541,7 @@
           <w:rFonts w:ascii="Times New Roman" w:hAnsi="Times New Roman" w:eastAsia="宋体"/>
           <w:sz w:val="21"/>
         </w:rPr>
-        <w:t>[13] 尤雨溪.Vue.js 3.0核心原理解析[M].北京：电子工业出版社,2022:78-95.</w:t>
+        <w:t>[13] 王阳坤,陈宇峰,向郑涛,等.基于Vue框架的动态路由监控系统设计[J].湖北汽车工业学院学报,2026,40(01):8-11.</w:t>
       </w:r>
     </w:p>
     <w:p>
@@ -3358,7 +3553,7 @@
           <w:rFonts w:ascii="Times New Roman" w:hAnsi="Times New Roman" w:eastAsia="宋体"/>
           <w:sz w:val="21"/>
         </w:rPr>
-        <w:t>[14] 刘博文.Vue.js前端开发快速入门与专业应用[M].北京：人民邮电出版社,2021:123-145.</w:t>
+        <w:t>[14] 赵志启,王安成,郭帅威,等.基于DeepSeek和Dify的课程本地知识库构建探索[J].测绘通报,2025,(S2):309-313.</w:t>
       </w:r>
     </w:p>
     <w:p>
@@ -3370,7 +3565,7 @@
           <w:rFonts w:ascii="Times New Roman" w:hAnsi="Times New Roman" w:eastAsia="宋体"/>
           <w:sz w:val="21"/>
         </w:rPr>
-        <w:t>[15] Gupta V. An introduction to ELK stack for logging and monitoring[J]. International Journal of Computer Applications, 2020, 975: 8887.</w:t>
+        <w:t>[15] 孙宇晨.支持异常检测的云原生日志管理平台的研究与实现[D].北京邮电大学,2025.</w:t>
       </w:r>
     </w:p>
     <w:p>
@@ -3382,7 +3577,7 @@
           <w:rFonts w:ascii="Times New Roman" w:hAnsi="Times New Roman" w:eastAsia="宋体"/>
           <w:sz w:val="21"/>
         </w:rPr>
-        <w:t>[16] Kumar A, Goyal N. Elasticsearch essentials[M]. Packt Publishing Ltd, 2016: 34-56.</w:t>
+        <w:t>[16] 李钊,郭帆.基于ELK stack的Web日志的安全分析[J].平顶山学院学报,2022,37(05):43-48.</w:t>
       </w:r>
     </w:p>
     <w:p>
@@ -3394,7 +3589,7 @@
           <w:rFonts w:ascii="Times New Roman" w:hAnsi="Times New Roman" w:eastAsia="宋体"/>
           <w:sz w:val="21"/>
         </w:rPr>
-        <w:t>[17] Zhou X, Peng X, Xie T, et al. Latent error prediction and fault localization for microservice applications by learning from system trace logs[C]//Proceedings of the 27th ACM Joint Meeting on European Software Engineering Conference and Symposium on the Foundations of Software Engineering. 2019: 683-694.</w:t>
+        <w:t>[17] 詹静.ELK Stack在网络异常流量可视化中的应用与研究[J].中国宽带,2025,21(05):25-27.</w:t>
       </w:r>
     </w:p>
     <w:p>
@@ -3406,7 +3601,31 @@
           <w:rFonts w:ascii="Times New Roman" w:hAnsi="Times New Roman" w:eastAsia="宋体"/>
           <w:sz w:val="21"/>
         </w:rPr>
-        <w:t>[18] Wang P, Xu J, Ma M, et al. CloudRanger: root cause identification for cloud native systems[C]//2018 18th IEEE/ACM International Symposium on Cluster, Cloud and Grid Computing (CCGRID). IEEE, 2018: 492-502.</w:t>
+        <w:t>[18] Niu Z, Fu J. Design and Application of ElasticSearch Cluster Automated Operation and Maintenance Management System Based on Tianjing DevOps Platform[J].Automation and Machine Learning,2023,4(3).</w:t>
+      </w:r>
+    </w:p>
+    <w:p>
+      <w:pPr>
+        <w:spacing w:lineRule="exact" w:line="440"/>
+      </w:pPr>
+      <w:r>
+        <w:rPr>
+          <w:rFonts w:ascii="Times New Roman" w:hAnsi="Times New Roman" w:eastAsia="宋体"/>
+          <w:sz w:val="21"/>
+        </w:rPr>
+        <w:t>[19] KAMATA M. Security Design and Evaluation of a Citizen-Oriented Generative AI Chatbot Using RAG[J].Proceedings of the International Conference on ICT Application Research,2025:104-109.</w:t>
+      </w:r>
+    </w:p>
+    <w:p>
+      <w:pPr>
+        <w:spacing w:lineRule="exact" w:line="440"/>
+      </w:pPr>
+      <w:r>
+        <w:rPr>
+          <w:rFonts w:ascii="Times New Roman" w:hAnsi="Times New Roman" w:eastAsia="宋体"/>
+          <w:sz w:val="21"/>
+        </w:rPr>
+        <w:t>[20] 陆驰,韩明跃,张坤,等.多模型协同驱动的学术论文智能编校工作流构建与效能评价[J/OL].编辑学报,1-9[2026-05-10].</w:t>
       </w:r>
     </w:p>
     <w:p>
